--- a/_site/operating-system/2023-06-18-02-distribuciones-linux/index.docx
+++ b/_site/operating-system/2023-06-18-02-distribuciones-linux/index.docx
@@ -217,7 +217,7 @@
         <w:t xml:space="preserve">Palabras clave</w:t>
       </w:r>
       <w:r>
-        <w:t xml:space="preserve">: keyword1, keyword2</w:t>
+        <w:t xml:space="preserve">:</w:t>
       </w:r>
     </w:p>
     <w:p>

--- a/_site/operating-system/2023-06-18-02-distribuciones-linux/index.docx
+++ b/_site/operating-system/2023-06-18-02-distribuciones-linux/index.docx
@@ -1014,7 +1014,7 @@
       </w:r>
     </w:p>
     <w:bookmarkEnd w:id="39"/>
-    <w:bookmarkStart w:id="82" w:name="publicaciones-similares"/>
+    <w:bookmarkStart w:id="78" w:name="publicaciones-similares"/>
     <w:p>
       <w:pPr>
         <w:pStyle w:val="Heading1"/>
@@ -1258,7 +1258,7 @@
           <w:rPr>
             <w:rStyle w:val="Hyperlink"/>
           </w:rPr>
-          <w:t xml:space="preserve">01 Introduccion Linux</w:t>
+          <w:t xml:space="preserve">02 Distribuciones Linux</w:t>
         </w:r>
       </w:hyperlink>
     </w:p>
@@ -1275,27 +1275,6 @@
         <w:t xml:space="preserve"> </w:t>
       </w:r>
       <w:hyperlink r:id="rId63">
-        <w:r>
-          <w:rPr>
-            <w:rStyle w:val="Hyperlink"/>
-          </w:rPr>
-          <w:t xml:space="preserve">02 Distribuciones Linux</w:t>
-        </w:r>
-      </w:hyperlink>
-    </w:p>
-    <w:p>
-      <w:pPr>
-        <w:pStyle w:val="Compact"/>
-        <w:numPr>
-          <w:ilvl w:val="0"/>
-          <w:numId w:val="1009"/>
-        </w:numPr>
-      </w:pPr>
-      <w:hyperlink r:id="rId64"/>
-      <w:r>
-        <w:t xml:space="preserve"> </w:t>
-      </w:r>
-      <w:hyperlink r:id="rId65">
         <w:r>
           <w:rPr>
             <w:rStyle w:val="Hyperlink"/>
@@ -1312,11 +1291,11 @@
           <w:numId w:val="1009"/>
         </w:numPr>
       </w:pPr>
-      <w:hyperlink r:id="rId66"/>
-      <w:r>
-        <w:t xml:space="preserve"> </w:t>
-      </w:r>
-      <w:hyperlink r:id="rId67">
+      <w:hyperlink r:id="rId64"/>
+      <w:r>
+        <w:t xml:space="preserve"> </w:t>
+      </w:r>
+      <w:hyperlink r:id="rId65">
         <w:r>
           <w:rPr>
             <w:rStyle w:val="Hyperlink"/>
@@ -1333,11 +1312,11 @@
           <w:numId w:val="1009"/>
         </w:numPr>
       </w:pPr>
-      <w:hyperlink r:id="rId68"/>
-      <w:r>
-        <w:t xml:space="preserve"> </w:t>
-      </w:r>
-      <w:hyperlink r:id="rId69">
+      <w:hyperlink r:id="rId66"/>
+      <w:r>
+        <w:t xml:space="preserve"> </w:t>
+      </w:r>
+      <w:hyperlink r:id="rId67">
         <w:r>
           <w:rPr>
             <w:rStyle w:val="Hyperlink"/>
@@ -1354,11 +1333,11 @@
           <w:numId w:val="1009"/>
         </w:numPr>
       </w:pPr>
-      <w:hyperlink r:id="rId70"/>
-      <w:r>
-        <w:t xml:space="preserve"> </w:t>
-      </w:r>
-      <w:hyperlink r:id="rId71">
+      <w:hyperlink r:id="rId68"/>
+      <w:r>
+        <w:t xml:space="preserve"> </w:t>
+      </w:r>
+      <w:hyperlink r:id="rId69">
         <w:r>
           <w:rPr>
             <w:rStyle w:val="Hyperlink"/>
@@ -1375,11 +1354,11 @@
           <w:numId w:val="1009"/>
         </w:numPr>
       </w:pPr>
-      <w:hyperlink r:id="rId72"/>
-      <w:r>
-        <w:t xml:space="preserve"> </w:t>
-      </w:r>
-      <w:hyperlink r:id="rId73">
+      <w:hyperlink r:id="rId70"/>
+      <w:r>
+        <w:t xml:space="preserve"> </w:t>
+      </w:r>
+      <w:hyperlink r:id="rId71">
         <w:r>
           <w:rPr>
             <w:rStyle w:val="Hyperlink"/>
@@ -1396,11 +1375,11 @@
           <w:numId w:val="1009"/>
         </w:numPr>
       </w:pPr>
-      <w:hyperlink r:id="rId74"/>
-      <w:r>
-        <w:t xml:space="preserve"> </w:t>
-      </w:r>
-      <w:hyperlink r:id="rId75">
+      <w:hyperlink r:id="rId72"/>
+      <w:r>
+        <w:t xml:space="preserve"> </w:t>
+      </w:r>
+      <w:hyperlink r:id="rId73">
         <w:r>
           <w:rPr>
             <w:rStyle w:val="Hyperlink"/>
@@ -1417,11 +1396,11 @@
           <w:numId w:val="1009"/>
         </w:numPr>
       </w:pPr>
-      <w:hyperlink r:id="rId76"/>
-      <w:r>
-        <w:t xml:space="preserve"> </w:t>
-      </w:r>
-      <w:hyperlink r:id="rId77">
+      <w:hyperlink r:id="rId74"/>
+      <w:r>
+        <w:t xml:space="preserve"> </w:t>
+      </w:r>
+      <w:hyperlink r:id="rId75">
         <w:r>
           <w:rPr>
             <w:rStyle w:val="Hyperlink"/>
@@ -1438,11 +1417,11 @@
           <w:numId w:val="1009"/>
         </w:numPr>
       </w:pPr>
-      <w:hyperlink r:id="rId78"/>
-      <w:r>
-        <w:t xml:space="preserve"> </w:t>
-      </w:r>
-      <w:hyperlink r:id="rId79">
+      <w:hyperlink r:id="rId76"/>
+      <w:r>
+        <w:t xml:space="preserve"> </w:t>
+      </w:r>
+      <w:hyperlink r:id="rId77">
         <w:r>
           <w:rPr>
             <w:rStyle w:val="Hyperlink"/>
@@ -1453,34 +1432,13 @@
     </w:p>
     <w:p>
       <w:pPr>
-        <w:pStyle w:val="Compact"/>
-        <w:numPr>
-          <w:ilvl w:val="0"/>
-          <w:numId w:val="1009"/>
-        </w:numPr>
-      </w:pPr>
-      <w:hyperlink r:id="rId80"/>
-      <w:r>
-        <w:t xml:space="preserve"> </w:t>
-      </w:r>
-      <w:hyperlink r:id="rId81">
-        <w:r>
-          <w:rPr>
-            <w:rStyle w:val="Hyperlink"/>
-          </w:rPr>
-          <w:t xml:space="preserve">Guia De Rsync</w:t>
-        </w:r>
-      </w:hyperlink>
-    </w:p>
-    <w:p>
-      <w:pPr>
         <w:pStyle w:val="FirstParagraph"/>
       </w:pPr>
       <w:r>
         <w:t xml:space="preserve">Esperamos que encuentres estas publicaciones igualmente interesantes y útiles. ¡Disfruta de la lectura!</w:t>
       </w:r>
     </w:p>
-    <w:bookmarkEnd w:id="82"/>
+    <w:bookmarkEnd w:id="78"/>
     <w:sectPr>
       <w:headerReference r:id="rId8" w:type="even"/>
       <w:headerReference r:id="rId9" w:type="default"/>
